--- a/templates/03_semi/qc_semi_liquid_report.docx
+++ b/templates/03_semi/qc_semi_liquid_report.docx
@@ -1,6 +1,6 @@
 
 <file path=word/document.xml><?xml version="1.0" encoding="utf-8"?>
-<w:document xmlns:wpc="http://schemas.microsoft.com/office/word/2010/wordprocessingCanvas" xmlns:cx="http://schemas.microsoft.com/office/drawing/2014/chartex" xmlns:cx1="http://schemas.microsoft.com/office/drawing/2015/9/8/chartex" xmlns:cx2="http://schemas.microsoft.com/office/drawing/2015/10/21/chartex" xmlns:cx3="http://schemas.microsoft.com/office/drawing/2016/5/9/chartex" xmlns:cx4="http://schemas.microsoft.com/office/drawing/2016/5/10/chartex" xmlns:cx5="http://schemas.microsoft.com/office/drawing/2016/5/11/chartex" xmlns:cx6="http://schemas.microsoft.com/office/drawing/2016/5/12/chartex" xmlns:cx7="http://schemas.microsoft.com/office/drawing/2016/5/13/chartex" xmlns:cx8="http://schemas.microsoft.com/office/drawing/2016/5/14/chartex" xmlns:mc="http://schemas.openxmlformats.org/markup-compatibility/2006" xmlns:aink="http://schemas.microsoft.com/office/drawing/2016/ink" xmlns:am3d="http://schemas.microsoft.com/office/drawing/2017/model3d" xmlns:o="urn:schemas-microsoft-com:office:office" xmlns:oel="http://schemas.microsoft.com/office/2019/extlst" xmlns:r="http://schemas.openxmlformats.org/officeDocument/2006/relationships" xmlns:m="http://schemas.openxmlformats.org/officeDocument/2006/math" xmlns:v="urn:schemas-microsoft-com:vml" xmlns:wp14="http://schemas.microsoft.com/office/word/2010/wordprocessingDrawing" xmlns:wp="http://schemas.openxmlformats.org/drawingml/2006/wordprocessingDrawing" xmlns:w10="urn:schemas-microsoft-com:office:word" xmlns:w="http://schemas.openxmlformats.org/wordprocessingml/2006/main" xmlns:w14="http://schemas.microsoft.com/office/word/2010/wordml" xmlns:w15="http://schemas.microsoft.com/office/word/2012/wordml" xmlns:w16cex="http://schemas.microsoft.com/office/word/2018/wordml/cex" xmlns:w16cid="http://schemas.microsoft.com/office/word/2016/wordml/cid" xmlns:w16="http://schemas.microsoft.com/office/word/2018/wordml" xmlns:w16du="http://schemas.microsoft.com/office/word/2023/wordml/word16du" xmlns:w16sdtdh="http://schemas.microsoft.com/office/word/2020/wordml/sdtdatahash" xmlns:w16sdtfl="http://schemas.microsoft.com/office/word/2024/wordml/sdtformatlock" xmlns:w16se="http://schemas.microsoft.com/office/word/2015/wordml/symex" xmlns:wpg="http://schemas.microsoft.com/office/word/2010/wordprocessingGroup" xmlns:wpi="http://schemas.microsoft.com/office/word/2010/wordprocessingInk" xmlns:wne="http://schemas.microsoft.com/office/word/2006/wordml" xmlns:wps="http://schemas.microsoft.com/office/word/2010/wordprocessingShape" mc:Ignorable="w14 w15 w16se w16cid w16 w16cex w16sdtdh w16sdtfl w16du wp14">
+<w:document xmlns:wpc="http://schemas.microsoft.com/office/word/2010/wordprocessingCanvas" xmlns:cx="http://schemas.microsoft.com/office/drawing/2014/chartex" xmlns:mc="http://schemas.openxmlformats.org/markup-compatibility/2006" xmlns:o="urn:schemas-microsoft-com:office:office" xmlns:r="http://schemas.openxmlformats.org/officeDocument/2006/relationships" xmlns:m="http://schemas.openxmlformats.org/officeDocument/2006/math" xmlns:v="urn:schemas-microsoft-com:vml" xmlns:wp14="http://schemas.microsoft.com/office/word/2010/wordprocessingDrawing" xmlns:wp="http://schemas.openxmlformats.org/drawingml/2006/wordprocessingDrawing" xmlns:w10="urn:schemas-microsoft-com:office:word" xmlns:w="http://schemas.openxmlformats.org/wordprocessingml/2006/main" xmlns:w14="http://schemas.microsoft.com/office/word/2010/wordml" xmlns:w15="http://schemas.microsoft.com/office/word/2012/wordml" xmlns:w16se="http://schemas.microsoft.com/office/word/2015/wordml/symex" xmlns:wpg="http://schemas.microsoft.com/office/word/2010/wordprocessingGroup" xmlns:wpi="http://schemas.microsoft.com/office/word/2010/wordprocessingInk" xmlns:wne="http://schemas.microsoft.com/office/word/2006/wordml" xmlns:wps="http://schemas.microsoft.com/office/word/2010/wordprocessingShape" mc:Ignorable="w14 w15 w16se wp14">
   <w:body>
     <w:tbl>
       <w:tblPr>
@@ -378,12 +378,12 @@
               <w:spacing w:line="240" w:lineRule="auto"/>
               <w:jc w:val="center"/>
               <w:rPr>
-                <w:rFonts w:hint="eastAsia"/>
-              </w:rPr>
-            </w:pPr>
-            <w:r>
-              <w:rPr>
-                <w:rFonts w:ascii="맑은 고딕" w:eastAsia="맑은 고딕" w:hint="eastAsia"/>
+                <w:rFonts w:asciiTheme="minorEastAsia" w:eastAsiaTheme="minorEastAsia" w:hAnsiTheme="minorEastAsia"/>
+              </w:rPr>
+            </w:pPr>
+            <w:r>
+              <w:rPr>
+                <w:rFonts w:asciiTheme="minorEastAsia" w:eastAsiaTheme="minorEastAsia" w:hAnsiTheme="minorEastAsia" w:hint="eastAsia"/>
               </w:rPr>
               <w:t>{제품명}</w:t>
             </w:r>
@@ -407,10 +407,13 @@
               <w:wordWrap/>
               <w:spacing w:line="240" w:lineRule="auto"/>
               <w:jc w:val="center"/>
-            </w:pPr>
-            <w:r>
-              <w:rPr>
-                <w:rFonts w:ascii="맑은 고딕" w:eastAsia="맑은 고딕"/>
+              <w:rPr>
+                <w:rFonts w:asciiTheme="minorEastAsia" w:eastAsiaTheme="minorEastAsia" w:hAnsiTheme="minorEastAsia"/>
+              </w:rPr>
+            </w:pPr>
+            <w:r>
+              <w:rPr>
+                <w:rFonts w:asciiTheme="minorEastAsia" w:eastAsiaTheme="minorEastAsia" w:hAnsiTheme="minorEastAsia"/>
               </w:rPr>
               <w:t>제조(관리)번호</w:t>
             </w:r>
@@ -435,26 +438,14 @@
               <w:spacing w:line="240" w:lineRule="auto"/>
               <w:jc w:val="center"/>
               <w:rPr>
-                <w:rFonts w:hint="eastAsia"/>
-              </w:rPr>
-            </w:pPr>
-            <w:r>
-              <w:rPr>
-                <w:rFonts w:ascii="맑은 고딕" w:hint="eastAsia"/>
-              </w:rPr>
-              <w:t>{</w:t>
-            </w:r>
-            <w:r>
-              <w:rPr>
-                <w:rFonts w:ascii="맑은 고딕" w:hint="eastAsia"/>
-              </w:rPr>
-              <w:t>제조번호</w:t>
-            </w:r>
-            <w:r>
-              <w:rPr>
-                <w:rFonts w:ascii="맑은 고딕" w:hint="eastAsia"/>
-              </w:rPr>
-              <w:t>}</w:t>
+                <w:rFonts w:asciiTheme="minorEastAsia" w:eastAsiaTheme="minorEastAsia" w:hAnsiTheme="minorEastAsia"/>
+              </w:rPr>
+            </w:pPr>
+            <w:r>
+              <w:rPr>
+                <w:rFonts w:asciiTheme="minorEastAsia" w:eastAsiaTheme="minorEastAsia" w:hAnsiTheme="minorEastAsia" w:hint="eastAsia"/>
+              </w:rPr>
+              <w:t>{제조번호}</w:t>
             </w:r>
           </w:p>
         </w:tc>
@@ -476,24 +467,27 @@
               <w:wordWrap/>
               <w:spacing w:line="240" w:lineRule="auto"/>
               <w:jc w:val="center"/>
-            </w:pPr>
-            <w:r>
-              <w:rPr>
-                <w:rFonts w:ascii="맑은 고딕" w:eastAsia="맑은 고딕"/>
+              <w:rPr>
+                <w:rFonts w:asciiTheme="minorEastAsia" w:eastAsiaTheme="minorEastAsia" w:hAnsiTheme="minorEastAsia"/>
+              </w:rPr>
+            </w:pPr>
+            <w:r>
+              <w:rPr>
+                <w:rFonts w:asciiTheme="minorEastAsia" w:eastAsiaTheme="minorEastAsia" w:hAnsiTheme="minorEastAsia"/>
               </w:rPr>
               <w:t xml:space="preserve">의 </w:t>
             </w:r>
             <w:proofErr w:type="spellStart"/>
             <w:r>
               <w:rPr>
-                <w:rFonts w:ascii="맑은 고딕" w:eastAsia="맑은 고딕"/>
+                <w:rFonts w:asciiTheme="minorEastAsia" w:eastAsiaTheme="minorEastAsia" w:hAnsiTheme="minorEastAsia"/>
               </w:rPr>
               <w:t>뢰</w:t>
             </w:r>
             <w:proofErr w:type="spellEnd"/>
             <w:r>
               <w:rPr>
-                <w:rFonts w:ascii="맑은 고딕" w:eastAsia="맑은 고딕"/>
+                <w:rFonts w:asciiTheme="minorEastAsia" w:eastAsiaTheme="minorEastAsia" w:hAnsiTheme="minorEastAsia"/>
               </w:rPr>
               <w:t xml:space="preserve"> 일 자</w:t>
             </w:r>
@@ -518,26 +512,14 @@
               <w:spacing w:line="240" w:lineRule="auto"/>
               <w:jc w:val="center"/>
               <w:rPr>
-                <w:rFonts w:hint="eastAsia"/>
-              </w:rPr>
-            </w:pPr>
-            <w:r>
-              <w:rPr>
-                <w:rFonts w:ascii="맑은 고딕" w:hint="eastAsia"/>
-              </w:rPr>
-              <w:t>{</w:t>
-            </w:r>
-            <w:r>
-              <w:rPr>
-                <w:rFonts w:ascii="맑은 고딕" w:hint="eastAsia"/>
-              </w:rPr>
-              <w:t>접수일자</w:t>
-            </w:r>
-            <w:r>
-              <w:rPr>
-                <w:rFonts w:ascii="맑은 고딕" w:hint="eastAsia"/>
-              </w:rPr>
-              <w:t>}</w:t>
+                <w:rFonts w:asciiTheme="minorEastAsia" w:eastAsiaTheme="minorEastAsia" w:hAnsiTheme="minorEastAsia"/>
+              </w:rPr>
+            </w:pPr>
+            <w:r>
+              <w:rPr>
+                <w:rFonts w:asciiTheme="minorEastAsia" w:eastAsiaTheme="minorEastAsia" w:hAnsiTheme="minorEastAsia" w:hint="eastAsia"/>
+              </w:rPr>
+              <w:t>{접수일자}</w:t>
             </w:r>
           </w:p>
         </w:tc>
@@ -592,26 +574,14 @@
               <w:spacing w:line="240" w:lineRule="auto"/>
               <w:jc w:val="center"/>
               <w:rPr>
-                <w:rFonts w:hint="eastAsia"/>
-              </w:rPr>
-            </w:pPr>
-            <w:r>
-              <w:rPr>
-                <w:rFonts w:ascii="맑은 고딕" w:hint="eastAsia"/>
-              </w:rPr>
-              <w:t>{</w:t>
-            </w:r>
-            <w:r>
-              <w:rPr>
-                <w:rFonts w:ascii="맑은 고딕" w:hint="eastAsia"/>
-              </w:rPr>
-              <w:t>시험번호</w:t>
-            </w:r>
-            <w:r>
-              <w:rPr>
-                <w:rFonts w:ascii="맑은 고딕" w:hint="eastAsia"/>
-              </w:rPr>
-              <w:t>}</w:t>
+                <w:rFonts w:asciiTheme="minorEastAsia" w:eastAsiaTheme="minorEastAsia" w:hAnsiTheme="minorEastAsia"/>
+              </w:rPr>
+            </w:pPr>
+            <w:r>
+              <w:rPr>
+                <w:rFonts w:asciiTheme="minorEastAsia" w:eastAsiaTheme="minorEastAsia" w:hAnsiTheme="minorEastAsia" w:hint="eastAsia"/>
+              </w:rPr>
+              <w:t>{시험번호}</w:t>
             </w:r>
           </w:p>
         </w:tc>
@@ -633,10 +603,13 @@
               <w:wordWrap/>
               <w:spacing w:line="240" w:lineRule="auto"/>
               <w:jc w:val="center"/>
-            </w:pPr>
-            <w:r>
-              <w:rPr>
-                <w:rFonts w:ascii="맑은 고딕" w:eastAsia="맑은 고딕"/>
+              <w:rPr>
+                <w:rFonts w:asciiTheme="minorEastAsia" w:eastAsiaTheme="minorEastAsia" w:hAnsiTheme="minorEastAsia"/>
+              </w:rPr>
+            </w:pPr>
+            <w:r>
+              <w:rPr>
+                <w:rFonts w:asciiTheme="minorEastAsia" w:eastAsiaTheme="minorEastAsia" w:hAnsiTheme="minorEastAsia"/>
                 <w:spacing w:val="-12"/>
               </w:rPr>
               <w:t>제조(구입)수량</w:t>
@@ -662,26 +635,14 @@
               <w:spacing w:line="240" w:lineRule="auto"/>
               <w:jc w:val="center"/>
               <w:rPr>
-                <w:rFonts w:hint="eastAsia"/>
-              </w:rPr>
-            </w:pPr>
-            <w:r>
-              <w:rPr>
-                <w:rFonts w:ascii="맑은 고딕" w:hint="eastAsia"/>
-              </w:rPr>
-              <w:t>{</w:t>
-            </w:r>
-            <w:r>
-              <w:rPr>
-                <w:rFonts w:ascii="맑은 고딕" w:hint="eastAsia"/>
-              </w:rPr>
-              <w:t>수량</w:t>
-            </w:r>
-            <w:r>
-              <w:rPr>
-                <w:rFonts w:ascii="맑은 고딕" w:hint="eastAsia"/>
-              </w:rPr>
-              <w:t>}</w:t>
+                <w:rFonts w:asciiTheme="minorEastAsia" w:eastAsiaTheme="minorEastAsia" w:hAnsiTheme="minorEastAsia"/>
+              </w:rPr>
+            </w:pPr>
+            <w:r>
+              <w:rPr>
+                <w:rFonts w:asciiTheme="minorEastAsia" w:eastAsiaTheme="minorEastAsia" w:hAnsiTheme="minorEastAsia" w:hint="eastAsia"/>
+              </w:rPr>
+              <w:t>{수량}</w:t>
             </w:r>
           </w:p>
         </w:tc>
@@ -703,10 +664,13 @@
               <w:wordWrap/>
               <w:spacing w:line="240" w:lineRule="auto"/>
               <w:jc w:val="center"/>
-            </w:pPr>
-            <w:r>
-              <w:rPr>
-                <w:rFonts w:ascii="맑은 고딕" w:eastAsia="맑은 고딕"/>
+              <w:rPr>
+                <w:rFonts w:asciiTheme="minorEastAsia" w:eastAsiaTheme="minorEastAsia" w:hAnsiTheme="minorEastAsia"/>
+              </w:rPr>
+            </w:pPr>
+            <w:r>
+              <w:rPr>
+                <w:rFonts w:asciiTheme="minorEastAsia" w:eastAsiaTheme="minorEastAsia" w:hAnsiTheme="minorEastAsia"/>
               </w:rPr>
               <w:t>제조(납품)처</w:t>
             </w:r>
@@ -730,11 +694,14 @@
               <w:wordWrap/>
               <w:spacing w:line="240" w:lineRule="auto"/>
               <w:jc w:val="center"/>
+              <w:rPr>
+                <w:rFonts w:asciiTheme="minorEastAsia" w:eastAsiaTheme="minorEastAsia" w:hAnsiTheme="minorEastAsia"/>
+              </w:rPr>
             </w:pPr>
             <w:proofErr w:type="spellStart"/>
             <w:r>
               <w:rPr>
-                <w:rFonts w:eastAsia="맑은 고딕"/>
+                <w:rFonts w:asciiTheme="minorEastAsia" w:eastAsiaTheme="minorEastAsia" w:hAnsiTheme="minorEastAsia"/>
               </w:rPr>
               <w:t>빈스힐</w:t>
             </w:r>
@@ -790,24 +757,15 @@
               <w:wordWrap/>
               <w:spacing w:line="240" w:lineRule="auto"/>
               <w:jc w:val="center"/>
-            </w:pPr>
-            <w:r>
-              <w:rPr>
-                <w:rFonts w:ascii="맑은 고딕" w:hint="eastAsia"/>
-              </w:rPr>
-              <w:t>{</w:t>
-            </w:r>
-            <w:r>
-              <w:rPr>
-                <w:rFonts w:ascii="맑은 고딕" w:hint="eastAsia"/>
-              </w:rPr>
-              <w:t>접수일자</w:t>
-            </w:r>
-            <w:r>
-              <w:rPr>
-                <w:rFonts w:ascii="맑은 고딕" w:hint="eastAsia"/>
-              </w:rPr>
-              <w:t>}</w:t>
+              <w:rPr>
+                <w:rFonts w:asciiTheme="minorEastAsia" w:eastAsiaTheme="minorEastAsia" w:hAnsiTheme="minorEastAsia"/>
+              </w:rPr>
+            </w:pPr>
+            <w:r>
+              <w:rPr>
+                <w:rFonts w:asciiTheme="minorEastAsia" w:eastAsiaTheme="minorEastAsia" w:hAnsiTheme="minorEastAsia" w:hint="eastAsia"/>
+              </w:rPr>
+              <w:t>{접수일자}</w:t>
             </w:r>
           </w:p>
         </w:tc>
@@ -829,10 +787,13 @@
               <w:wordWrap/>
               <w:spacing w:line="240" w:lineRule="auto"/>
               <w:jc w:val="center"/>
-            </w:pPr>
-            <w:r>
-              <w:rPr>
-                <w:rFonts w:ascii="맑은 고딕" w:eastAsia="맑은 고딕"/>
+              <w:rPr>
+                <w:rFonts w:asciiTheme="minorEastAsia" w:eastAsiaTheme="minorEastAsia" w:hAnsiTheme="minorEastAsia"/>
+              </w:rPr>
+            </w:pPr>
+            <w:r>
+              <w:rPr>
+                <w:rFonts w:asciiTheme="minorEastAsia" w:eastAsiaTheme="minorEastAsia" w:hAnsiTheme="minorEastAsia"/>
               </w:rPr>
               <w:t>시 험 번 호</w:t>
             </w:r>
@@ -856,24 +817,15 @@
               <w:wordWrap/>
               <w:spacing w:line="240" w:lineRule="auto"/>
               <w:jc w:val="center"/>
-            </w:pPr>
-            <w:r>
-              <w:rPr>
-                <w:rFonts w:ascii="맑은 고딕" w:hint="eastAsia"/>
-              </w:rPr>
-              <w:t>{</w:t>
-            </w:r>
-            <w:r>
-              <w:rPr>
-                <w:rFonts w:ascii="맑은 고딕" w:hint="eastAsia"/>
-              </w:rPr>
-              <w:t>시험번호</w:t>
-            </w:r>
-            <w:r>
-              <w:rPr>
-                <w:rFonts w:ascii="맑은 고딕" w:hint="eastAsia"/>
-              </w:rPr>
-              <w:t>}</w:t>
+              <w:rPr>
+                <w:rFonts w:asciiTheme="minorEastAsia" w:eastAsiaTheme="minorEastAsia" w:hAnsiTheme="minorEastAsia"/>
+              </w:rPr>
+            </w:pPr>
+            <w:r>
+              <w:rPr>
+                <w:rFonts w:asciiTheme="minorEastAsia" w:eastAsiaTheme="minorEastAsia" w:hAnsiTheme="minorEastAsia" w:hint="eastAsia"/>
+              </w:rPr>
+              <w:t>{시험번호}</w:t>
             </w:r>
           </w:p>
         </w:tc>
@@ -895,10 +847,13 @@
               <w:wordWrap/>
               <w:spacing w:line="240" w:lineRule="auto"/>
               <w:jc w:val="center"/>
-            </w:pPr>
-            <w:r>
-              <w:rPr>
-                <w:rFonts w:eastAsia="맑은 고딕"/>
+              <w:rPr>
+                <w:rFonts w:asciiTheme="minorEastAsia" w:eastAsiaTheme="minorEastAsia" w:hAnsiTheme="minorEastAsia"/>
+              </w:rPr>
+            </w:pPr>
+            <w:r>
+              <w:rPr>
+                <w:rFonts w:asciiTheme="minorEastAsia" w:eastAsiaTheme="minorEastAsia" w:hAnsiTheme="minorEastAsia"/>
               </w:rPr>
               <w:t>완료예정일</w:t>
             </w:r>
@@ -923,26 +878,14 @@
               <w:spacing w:line="240" w:lineRule="auto"/>
               <w:jc w:val="center"/>
               <w:rPr>
-                <w:rFonts w:hint="eastAsia"/>
-              </w:rPr>
-            </w:pPr>
-            <w:r>
-              <w:rPr>
-                <w:rFonts w:ascii="맑은 고딕" w:hint="eastAsia"/>
-              </w:rPr>
-              <w:t>{</w:t>
-            </w:r>
-            <w:r>
-              <w:rPr>
-                <w:rFonts w:ascii="맑은 고딕" w:hint="eastAsia"/>
-              </w:rPr>
-              <w:t>완료예정일</w:t>
-            </w:r>
-            <w:r>
-              <w:rPr>
-                <w:rFonts w:ascii="맑은 고딕" w:hint="eastAsia"/>
-              </w:rPr>
-              <w:t>}</w:t>
+                <w:rFonts w:asciiTheme="minorEastAsia" w:eastAsiaTheme="minorEastAsia" w:hAnsiTheme="minorEastAsia"/>
+              </w:rPr>
+            </w:pPr>
+            <w:r>
+              <w:rPr>
+                <w:rFonts w:asciiTheme="minorEastAsia" w:eastAsiaTheme="minorEastAsia" w:hAnsiTheme="minorEastAsia" w:hint="eastAsia"/>
+              </w:rPr>
+              <w:t>{완료예정일}</w:t>
             </w:r>
           </w:p>
         </w:tc>
@@ -997,10 +940,13 @@
               <w:wordWrap/>
               <w:spacing w:line="240" w:lineRule="auto"/>
               <w:jc w:val="center"/>
-            </w:pPr>
-            <w:r>
-              <w:rPr>
-                <w:rFonts w:eastAsia="맑은 고딕" w:hint="eastAsia"/>
+              <w:rPr>
+                <w:rFonts w:asciiTheme="minorEastAsia" w:eastAsiaTheme="minorEastAsia" w:hAnsiTheme="minorEastAsia"/>
+              </w:rPr>
+            </w:pPr>
+            <w:r>
+              <w:rPr>
+                <w:rFonts w:asciiTheme="minorEastAsia" w:eastAsiaTheme="minorEastAsia" w:hAnsiTheme="minorEastAsia" w:hint="eastAsia"/>
               </w:rPr>
               <w:t>이상은</w:t>
             </w:r>
@@ -1024,17 +970,28 @@
               <w:wordWrap/>
               <w:spacing w:line="240" w:lineRule="auto"/>
               <w:jc w:val="center"/>
-            </w:pPr>
-            <w:r>
-              <w:rPr>
-                <w:rFonts w:ascii="맑은 고딕" w:eastAsia="맑은 고딕"/>
-              </w:rPr>
-              <w:t xml:space="preserve">검체 </w:t>
-            </w:r>
+              <w:rPr>
+                <w:rFonts w:asciiTheme="minorEastAsia" w:eastAsiaTheme="minorEastAsia" w:hAnsiTheme="minorEastAsia"/>
+              </w:rPr>
+            </w:pPr>
             <w:proofErr w:type="spellStart"/>
             <w:r>
               <w:rPr>
-                <w:rFonts w:ascii="맑은 고딕" w:eastAsia="맑은 고딕"/>
+                <w:rFonts w:asciiTheme="minorEastAsia" w:eastAsiaTheme="minorEastAsia" w:hAnsiTheme="minorEastAsia"/>
+              </w:rPr>
+              <w:t>검체</w:t>
+            </w:r>
+            <w:proofErr w:type="spellEnd"/>
+            <w:r>
+              <w:rPr>
+                <w:rFonts w:asciiTheme="minorEastAsia" w:eastAsiaTheme="minorEastAsia" w:hAnsiTheme="minorEastAsia"/>
+              </w:rPr>
+              <w:t xml:space="preserve"> </w:t>
+            </w:r>
+            <w:proofErr w:type="spellStart"/>
+            <w:r>
+              <w:rPr>
+                <w:rFonts w:asciiTheme="minorEastAsia" w:eastAsiaTheme="minorEastAsia" w:hAnsiTheme="minorEastAsia"/>
               </w:rPr>
               <w:t>채취량</w:t>
             </w:r>
@@ -1059,10 +1016,13 @@
               <w:wordWrap/>
               <w:spacing w:line="240" w:lineRule="auto"/>
               <w:jc w:val="center"/>
-            </w:pPr>
-            <w:r>
-              <w:rPr>
-                <w:rFonts w:ascii="맑은 고딕"/>
+              <w:rPr>
+                <w:rFonts w:asciiTheme="minorEastAsia" w:eastAsiaTheme="minorEastAsia" w:hAnsiTheme="minorEastAsia"/>
+              </w:rPr>
+            </w:pPr>
+            <w:r>
+              <w:rPr>
+                <w:rFonts w:asciiTheme="minorEastAsia" w:eastAsiaTheme="minorEastAsia" w:hAnsiTheme="minorEastAsia"/>
               </w:rPr>
               <w:t>100ml</w:t>
             </w:r>
@@ -1086,10 +1046,13 @@
               <w:wordWrap/>
               <w:spacing w:line="240" w:lineRule="auto"/>
               <w:jc w:val="center"/>
-            </w:pPr>
-            <w:r>
-              <w:rPr>
-                <w:rFonts w:eastAsia="맑은 고딕"/>
+              <w:rPr>
+                <w:rFonts w:asciiTheme="minorEastAsia" w:eastAsiaTheme="minorEastAsia" w:hAnsiTheme="minorEastAsia"/>
+              </w:rPr>
+            </w:pPr>
+            <w:r>
+              <w:rPr>
+                <w:rFonts w:asciiTheme="minorEastAsia" w:eastAsiaTheme="minorEastAsia" w:hAnsiTheme="minorEastAsia"/>
               </w:rPr>
               <w:t>검체채취일자</w:t>
             </w:r>
@@ -1113,24 +1076,15 @@
               <w:wordWrap/>
               <w:spacing w:line="240" w:lineRule="auto"/>
               <w:jc w:val="center"/>
-            </w:pPr>
-            <w:r>
-              <w:rPr>
-                <w:rFonts w:ascii="맑은 고딕" w:hint="eastAsia"/>
-              </w:rPr>
-              <w:t>{</w:t>
-            </w:r>
-            <w:r>
-              <w:rPr>
-                <w:rFonts w:ascii="맑은 고딕" w:hint="eastAsia"/>
-              </w:rPr>
-              <w:t>접수일자</w:t>
-            </w:r>
-            <w:r>
-              <w:rPr>
-                <w:rFonts w:ascii="맑은 고딕" w:hint="eastAsia"/>
-              </w:rPr>
-              <w:t>}</w:t>
+              <w:rPr>
+                <w:rFonts w:asciiTheme="minorEastAsia" w:eastAsiaTheme="minorEastAsia" w:hAnsiTheme="minorEastAsia"/>
+              </w:rPr>
+            </w:pPr>
+            <w:r>
+              <w:rPr>
+                <w:rFonts w:asciiTheme="minorEastAsia" w:eastAsiaTheme="minorEastAsia" w:hAnsiTheme="minorEastAsia" w:hint="eastAsia"/>
+              </w:rPr>
+              <w:t>{접수일자}</w:t>
             </w:r>
           </w:p>
         </w:tc>
@@ -1188,10 +1142,13 @@
             <w:pPr>
               <w:pStyle w:val="ac"/>
               <w:spacing w:line="240" w:lineRule="auto"/>
-            </w:pPr>
-            <w:r>
-              <w:rPr>
-                <w:rFonts w:eastAsia="맑은 고딕"/>
+              <w:rPr>
+                <w:rFonts w:asciiTheme="minorEastAsia" w:eastAsiaTheme="minorEastAsia" w:hAnsiTheme="minorEastAsia"/>
+              </w:rPr>
+            </w:pPr>
+            <w:r>
+              <w:rPr>
+                <w:rFonts w:asciiTheme="minorEastAsia" w:eastAsiaTheme="minorEastAsia" w:hAnsiTheme="minorEastAsia"/>
                 <w:spacing w:val="0"/>
                 <w:w w:val="100"/>
                 <w:sz w:val="20"/>
@@ -1216,10 +1173,13 @@
             <w:pPr>
               <w:pStyle w:val="ac"/>
               <w:spacing w:line="240" w:lineRule="auto"/>
-            </w:pPr>
-            <w:r>
-              <w:rPr>
-                <w:rFonts w:eastAsia="맑은 고딕"/>
+              <w:rPr>
+                <w:rFonts w:asciiTheme="minorEastAsia" w:eastAsiaTheme="minorEastAsia" w:hAnsiTheme="minorEastAsia"/>
+              </w:rPr>
+            </w:pPr>
+            <w:r>
+              <w:rPr>
+                <w:rFonts w:asciiTheme="minorEastAsia" w:eastAsiaTheme="minorEastAsia" w:hAnsiTheme="minorEastAsia"/>
                 <w:spacing w:val="0"/>
                 <w:w w:val="100"/>
                 <w:sz w:val="20"/>
@@ -1244,10 +1204,13 @@
             <w:pPr>
               <w:pStyle w:val="ac"/>
               <w:spacing w:line="240" w:lineRule="auto"/>
-            </w:pPr>
-            <w:r>
-              <w:rPr>
-                <w:rFonts w:eastAsia="맑은 고딕"/>
+              <w:rPr>
+                <w:rFonts w:asciiTheme="minorEastAsia" w:eastAsiaTheme="minorEastAsia" w:hAnsiTheme="minorEastAsia"/>
+              </w:rPr>
+            </w:pPr>
+            <w:r>
+              <w:rPr>
+                <w:rFonts w:asciiTheme="minorEastAsia" w:eastAsiaTheme="minorEastAsia" w:hAnsiTheme="minorEastAsia"/>
                 <w:spacing w:val="0"/>
                 <w:w w:val="100"/>
                 <w:sz w:val="20"/>
@@ -1272,10 +1235,13 @@
             <w:pPr>
               <w:pStyle w:val="ac"/>
               <w:spacing w:line="240" w:lineRule="auto"/>
-            </w:pPr>
-            <w:r>
-              <w:rPr>
-                <w:rFonts w:eastAsia="맑은 고딕"/>
+              <w:rPr>
+                <w:rFonts w:asciiTheme="minorEastAsia" w:eastAsiaTheme="minorEastAsia" w:hAnsiTheme="minorEastAsia"/>
+              </w:rPr>
+            </w:pPr>
+            <w:r>
+              <w:rPr>
+                <w:rFonts w:asciiTheme="minorEastAsia" w:eastAsiaTheme="minorEastAsia" w:hAnsiTheme="minorEastAsia"/>
                 <w:spacing w:val="0"/>
                 <w:w w:val="100"/>
                 <w:sz w:val="20"/>
@@ -1300,10 +1266,13 @@
             <w:pPr>
               <w:pStyle w:val="ac"/>
               <w:spacing w:line="240" w:lineRule="auto"/>
-            </w:pPr>
-            <w:r>
-              <w:rPr>
-                <w:rFonts w:eastAsia="맑은 고딕"/>
+              <w:rPr>
+                <w:rFonts w:asciiTheme="minorEastAsia" w:eastAsiaTheme="minorEastAsia" w:hAnsiTheme="minorEastAsia"/>
+              </w:rPr>
+            </w:pPr>
+            <w:r>
+              <w:rPr>
+                <w:rFonts w:asciiTheme="minorEastAsia" w:eastAsiaTheme="minorEastAsia" w:hAnsiTheme="minorEastAsia"/>
                 <w:spacing w:val="0"/>
                 <w:w w:val="100"/>
                 <w:sz w:val="20"/>
@@ -1333,10 +1302,13 @@
             <w:pPr>
               <w:pStyle w:val="ac"/>
               <w:spacing w:line="240" w:lineRule="auto"/>
-            </w:pPr>
-            <w:r>
-              <w:rPr>
-                <w:rFonts w:ascii="맑은 고딕" w:eastAsia="맑은 고딕"/>
+              <w:rPr>
+                <w:rFonts w:asciiTheme="minorEastAsia" w:eastAsiaTheme="minorEastAsia" w:hAnsiTheme="minorEastAsia"/>
+              </w:rPr>
+            </w:pPr>
+            <w:r>
+              <w:rPr>
+                <w:rFonts w:asciiTheme="minorEastAsia" w:eastAsiaTheme="minorEastAsia" w:hAnsiTheme="minorEastAsia"/>
                 <w:spacing w:val="0"/>
                 <w:w w:val="100"/>
                 <w:sz w:val="20"/>
@@ -1361,10 +1333,13 @@
             <w:pPr>
               <w:pStyle w:val="ac"/>
               <w:spacing w:line="240" w:lineRule="auto"/>
-            </w:pPr>
-            <w:r>
-              <w:rPr>
-                <w:rFonts w:ascii="맑은 고딕" w:eastAsia="맑은 고딕"/>
+              <w:rPr>
+                <w:rFonts w:asciiTheme="minorEastAsia" w:eastAsiaTheme="minorEastAsia" w:hAnsiTheme="minorEastAsia"/>
+              </w:rPr>
+            </w:pPr>
+            <w:r>
+              <w:rPr>
+                <w:rFonts w:asciiTheme="minorEastAsia" w:eastAsiaTheme="minorEastAsia" w:hAnsiTheme="minorEastAsia"/>
                 <w:spacing w:val="0"/>
                 <w:w w:val="100"/>
                 <w:sz w:val="16"/>
@@ -1374,7 +1349,7 @@
             <w:proofErr w:type="spellStart"/>
             <w:r>
               <w:rPr>
-                <w:rFonts w:ascii="맑은 고딕" w:eastAsia="맑은 고딕"/>
+                <w:rFonts w:asciiTheme="minorEastAsia" w:eastAsiaTheme="minorEastAsia" w:hAnsiTheme="minorEastAsia"/>
                 <w:spacing w:val="0"/>
                 <w:w w:val="100"/>
                 <w:sz w:val="16"/>
@@ -1384,7 +1359,7 @@
             <w:proofErr w:type="spellEnd"/>
             <w:r>
               <w:rPr>
-                <w:rFonts w:ascii="맑은 고딕" w:eastAsia="맑은 고딕"/>
+                <w:rFonts w:asciiTheme="minorEastAsia" w:eastAsiaTheme="minorEastAsia" w:hAnsiTheme="minorEastAsia"/>
                 <w:spacing w:val="0"/>
                 <w:w w:val="100"/>
                 <w:sz w:val="16"/>
@@ -1409,24 +1384,18 @@
             <w:pPr>
               <w:pStyle w:val="ac"/>
               <w:spacing w:line="240" w:lineRule="auto"/>
-            </w:pPr>
-            <w:r>
-              <w:rPr>
-                <w:rFonts w:ascii="맑은 고딕" w:eastAsia="맑은 고딕"/>
+              <w:rPr>
+                <w:rFonts w:asciiTheme="minorEastAsia" w:eastAsiaTheme="minorEastAsia" w:hAnsiTheme="minorEastAsia"/>
+              </w:rPr>
+            </w:pPr>
+            <w:r>
+              <w:rPr>
+                <w:rFonts w:asciiTheme="minorEastAsia" w:eastAsiaTheme="minorEastAsia" w:hAnsiTheme="minorEastAsia"/>
                 <w:spacing w:val="0"/>
                 <w:w w:val="100"/>
                 <w:sz w:val="20"/>
               </w:rPr>
-              <w:t>양호/불량</w:t>
-            </w:r>
-            <w:r>
-              <w:rPr>
-                <w:rFonts w:ascii="맑은 고딕"/>
-                <w:spacing w:val="0"/>
-                <w:w w:val="100"/>
-                <w:sz w:val="20"/>
-              </w:rPr>
-              <w:t xml:space="preserve">　</w:t>
+              <w:t xml:space="preserve">양호/불량　</w:t>
             </w:r>
           </w:p>
         </w:tc>
@@ -1446,24 +1415,18 @@
             <w:pPr>
               <w:pStyle w:val="ac"/>
               <w:spacing w:line="240" w:lineRule="auto"/>
-            </w:pPr>
-            <w:r>
-              <w:rPr>
-                <w:rFonts w:ascii="맑은 고딕" w:eastAsia="맑은 고딕"/>
+              <w:rPr>
+                <w:rFonts w:asciiTheme="minorEastAsia" w:eastAsiaTheme="minorEastAsia" w:hAnsiTheme="minorEastAsia"/>
+              </w:rPr>
+            </w:pPr>
+            <w:r>
+              <w:rPr>
+                <w:rFonts w:asciiTheme="minorEastAsia" w:eastAsiaTheme="minorEastAsia" w:hAnsiTheme="minorEastAsia"/>
                 <w:spacing w:val="0"/>
                 <w:w w:val="100"/>
                 <w:sz w:val="20"/>
               </w:rPr>
-              <w:t>적합/부적합</w:t>
-            </w:r>
-            <w:r>
-              <w:rPr>
-                <w:rFonts w:ascii="맑은 고딕"/>
-                <w:spacing w:val="0"/>
-                <w:w w:val="100"/>
-                <w:sz w:val="20"/>
-              </w:rPr>
-              <w:t xml:space="preserve">　</w:t>
+              <w:t xml:space="preserve">적합/부적합　</w:t>
             </w:r>
           </w:p>
         </w:tc>
@@ -1483,10 +1446,13 @@
             <w:pPr>
               <w:pStyle w:val="ac"/>
               <w:spacing w:line="240" w:lineRule="auto"/>
-            </w:pPr>
-            <w:r>
-              <w:rPr>
-                <w:rFonts w:ascii="맑은 고딕"/>
+              <w:rPr>
+                <w:rFonts w:asciiTheme="minorEastAsia" w:eastAsiaTheme="minorEastAsia" w:hAnsiTheme="minorEastAsia"/>
+              </w:rPr>
+            </w:pPr>
+            <w:r>
+              <w:rPr>
+                <w:rFonts w:asciiTheme="minorEastAsia" w:eastAsiaTheme="minorEastAsia" w:hAnsiTheme="minorEastAsia"/>
                 <w:spacing w:val="0"/>
                 <w:w w:val="100"/>
                 <w:sz w:val="20"/>
@@ -1516,10 +1482,13 @@
             <w:pPr>
               <w:pStyle w:val="ac"/>
               <w:spacing w:line="240" w:lineRule="auto"/>
-            </w:pPr>
-            <w:r>
-              <w:rPr>
-                <w:rFonts w:ascii="맑은 고딕" w:eastAsia="맑은 고딕"/>
+              <w:rPr>
+                <w:rFonts w:asciiTheme="minorEastAsia" w:eastAsiaTheme="minorEastAsia" w:hAnsiTheme="minorEastAsia"/>
+              </w:rPr>
+            </w:pPr>
+            <w:r>
+              <w:rPr>
+                <w:rFonts w:asciiTheme="minorEastAsia" w:eastAsiaTheme="minorEastAsia" w:hAnsiTheme="minorEastAsia"/>
                 <w:spacing w:val="0"/>
                 <w:w w:val="100"/>
                 <w:sz w:val="20"/>
@@ -1544,10 +1513,13 @@
             <w:pPr>
               <w:pStyle w:val="ac"/>
               <w:spacing w:line="240" w:lineRule="auto"/>
-            </w:pPr>
-            <w:r>
-              <w:rPr>
-                <w:rFonts w:ascii="맑은 고딕" w:eastAsia="맑은 고딕"/>
+              <w:rPr>
+                <w:rFonts w:asciiTheme="minorEastAsia" w:eastAsiaTheme="minorEastAsia" w:hAnsiTheme="minorEastAsia"/>
+              </w:rPr>
+            </w:pPr>
+            <w:r>
+              <w:rPr>
+                <w:rFonts w:asciiTheme="minorEastAsia" w:eastAsiaTheme="minorEastAsia" w:hAnsiTheme="minorEastAsia"/>
                 <w:spacing w:val="0"/>
                 <w:w w:val="100"/>
                 <w:sz w:val="20"/>
@@ -1572,6 +1544,9 @@
             <w:pPr>
               <w:pStyle w:val="ac"/>
               <w:spacing w:line="240" w:lineRule="auto"/>
+              <w:rPr>
+                <w:rFonts w:asciiTheme="minorEastAsia" w:eastAsiaTheme="minorEastAsia" w:hAnsiTheme="minorEastAsia"/>
+              </w:rPr>
             </w:pPr>
           </w:p>
         </w:tc>
@@ -1591,24 +1566,18 @@
             <w:pPr>
               <w:pStyle w:val="ac"/>
               <w:spacing w:line="240" w:lineRule="auto"/>
-            </w:pPr>
-            <w:r>
-              <w:rPr>
-                <w:rFonts w:ascii="맑은 고딕" w:eastAsia="맑은 고딕"/>
+              <w:rPr>
+                <w:rFonts w:asciiTheme="minorEastAsia" w:eastAsiaTheme="minorEastAsia" w:hAnsiTheme="minorEastAsia"/>
+              </w:rPr>
+            </w:pPr>
+            <w:r>
+              <w:rPr>
+                <w:rFonts w:asciiTheme="minorEastAsia" w:eastAsiaTheme="minorEastAsia" w:hAnsiTheme="minorEastAsia"/>
                 <w:spacing w:val="0"/>
                 <w:w w:val="100"/>
                 <w:sz w:val="20"/>
               </w:rPr>
-              <w:t>적합/부적합</w:t>
-            </w:r>
-            <w:r>
-              <w:rPr>
-                <w:rFonts w:ascii="맑은 고딕"/>
-                <w:spacing w:val="0"/>
-                <w:w w:val="100"/>
-                <w:sz w:val="20"/>
-              </w:rPr>
-              <w:t xml:space="preserve">　</w:t>
+              <w:t xml:space="preserve">적합/부적합　</w:t>
             </w:r>
           </w:p>
         </w:tc>
@@ -1628,10 +1597,15 @@
             <w:pPr>
               <w:pStyle w:val="ac"/>
               <w:spacing w:line="240" w:lineRule="auto"/>
-            </w:pPr>
-            <w:r>
-              <w:rPr>
-                <w:rFonts w:ascii="맑은 고딕"/>
+              <w:rPr>
+                <w:rFonts w:asciiTheme="minorEastAsia" w:eastAsiaTheme="minorEastAsia" w:hAnsiTheme="minorEastAsia"/>
+              </w:rPr>
+            </w:pPr>
+            <w:bookmarkStart w:id="1" w:name="_GoBack"/>
+            <w:bookmarkEnd w:id="1"/>
+            <w:r>
+              <w:rPr>
+                <w:rFonts w:asciiTheme="minorEastAsia" w:eastAsiaTheme="minorEastAsia" w:hAnsiTheme="minorEastAsia"/>
                 <w:spacing w:val="0"/>
                 <w:w w:val="100"/>
                 <w:sz w:val="20"/>
@@ -1661,10 +1635,13 @@
             <w:pPr>
               <w:pStyle w:val="ac"/>
               <w:spacing w:line="240" w:lineRule="auto"/>
-            </w:pPr>
-            <w:r>
-              <w:rPr>
-                <w:rFonts w:ascii="맑은 고딕" w:eastAsia="맑은 고딕"/>
+              <w:rPr>
+                <w:rFonts w:asciiTheme="minorEastAsia" w:eastAsiaTheme="minorEastAsia" w:hAnsiTheme="minorEastAsia"/>
+              </w:rPr>
+            </w:pPr>
+            <w:r>
+              <w:rPr>
+                <w:rFonts w:asciiTheme="minorEastAsia" w:eastAsiaTheme="minorEastAsia" w:hAnsiTheme="minorEastAsia"/>
                 <w:spacing w:val="0"/>
                 <w:w w:val="100"/>
                 <w:sz w:val="20"/>
@@ -1689,10 +1666,13 @@
             <w:pPr>
               <w:pStyle w:val="ac"/>
               <w:spacing w:line="240" w:lineRule="auto"/>
-            </w:pPr>
-            <w:r>
-              <w:rPr>
-                <w:rFonts w:ascii="맑은 고딕" w:eastAsia="맑은 고딕"/>
+              <w:rPr>
+                <w:rFonts w:asciiTheme="minorEastAsia" w:eastAsiaTheme="minorEastAsia" w:hAnsiTheme="minorEastAsia"/>
+              </w:rPr>
+            </w:pPr>
+            <w:r>
+              <w:rPr>
+                <w:rFonts w:asciiTheme="minorEastAsia" w:eastAsiaTheme="minorEastAsia" w:hAnsiTheme="minorEastAsia"/>
                 <w:spacing w:val="0"/>
                 <w:w w:val="100"/>
                 <w:sz w:val="20"/>
@@ -1717,10 +1697,13 @@
             <w:pPr>
               <w:pStyle w:val="ac"/>
               <w:spacing w:line="240" w:lineRule="auto"/>
-            </w:pPr>
-            <w:r>
-              <w:rPr>
-                <w:rFonts w:ascii="맑은 고딕" w:eastAsia="맑은 고딕"/>
+              <w:rPr>
+                <w:rFonts w:asciiTheme="minorEastAsia" w:eastAsiaTheme="minorEastAsia" w:hAnsiTheme="minorEastAsia"/>
+              </w:rPr>
+            </w:pPr>
+            <w:r>
+              <w:rPr>
+                <w:rFonts w:asciiTheme="minorEastAsia" w:eastAsiaTheme="minorEastAsia" w:hAnsiTheme="minorEastAsia"/>
                 <w:spacing w:val="0"/>
                 <w:w w:val="100"/>
                 <w:sz w:val="20"/>
@@ -1745,24 +1728,18 @@
             <w:pPr>
               <w:pStyle w:val="ac"/>
               <w:spacing w:line="240" w:lineRule="auto"/>
-            </w:pPr>
-            <w:r>
-              <w:rPr>
-                <w:rFonts w:ascii="맑은 고딕" w:eastAsia="맑은 고딕"/>
+              <w:rPr>
+                <w:rFonts w:asciiTheme="minorEastAsia" w:eastAsiaTheme="minorEastAsia" w:hAnsiTheme="minorEastAsia"/>
+              </w:rPr>
+            </w:pPr>
+            <w:r>
+              <w:rPr>
+                <w:rFonts w:asciiTheme="minorEastAsia" w:eastAsiaTheme="minorEastAsia" w:hAnsiTheme="minorEastAsia"/>
                 <w:spacing w:val="0"/>
                 <w:w w:val="100"/>
                 <w:sz w:val="20"/>
               </w:rPr>
-              <w:t>적합/부적합</w:t>
-            </w:r>
-            <w:r>
-              <w:rPr>
-                <w:rFonts w:ascii="맑은 고딕"/>
-                <w:spacing w:val="0"/>
-                <w:w w:val="100"/>
-                <w:sz w:val="20"/>
-              </w:rPr>
-              <w:t xml:space="preserve">　</w:t>
+              <w:t xml:space="preserve">적합/부적합　</w:t>
             </w:r>
           </w:p>
         </w:tc>
@@ -1782,10 +1759,13 @@
             <w:pPr>
               <w:pStyle w:val="ac"/>
               <w:spacing w:line="240" w:lineRule="auto"/>
-            </w:pPr>
-            <w:r>
-              <w:rPr>
-                <w:rFonts w:ascii="맑은 고딕"/>
+              <w:rPr>
+                <w:rFonts w:asciiTheme="minorEastAsia" w:eastAsiaTheme="minorEastAsia" w:hAnsiTheme="minorEastAsia"/>
+              </w:rPr>
+            </w:pPr>
+            <w:r>
+              <w:rPr>
+                <w:rFonts w:asciiTheme="minorEastAsia" w:eastAsiaTheme="minorEastAsia" w:hAnsiTheme="minorEastAsia"/>
                 <w:spacing w:val="0"/>
                 <w:w w:val="100"/>
                 <w:sz w:val="20"/>
@@ -1815,6 +1795,9 @@
             <w:pPr>
               <w:pStyle w:val="ac"/>
               <w:spacing w:line="240" w:lineRule="auto"/>
+              <w:rPr>
+                <w:rFonts w:asciiTheme="minorEastAsia" w:eastAsiaTheme="minorEastAsia" w:hAnsiTheme="minorEastAsia"/>
+              </w:rPr>
             </w:pPr>
           </w:p>
         </w:tc>
@@ -1834,6 +1817,9 @@
             <w:pPr>
               <w:pStyle w:val="ac"/>
               <w:spacing w:line="240" w:lineRule="auto"/>
+              <w:rPr>
+                <w:rFonts w:asciiTheme="minorEastAsia" w:eastAsiaTheme="minorEastAsia" w:hAnsiTheme="minorEastAsia"/>
+              </w:rPr>
             </w:pPr>
           </w:p>
         </w:tc>
@@ -1853,6 +1839,9 @@
             <w:pPr>
               <w:pStyle w:val="ac"/>
               <w:spacing w:line="240" w:lineRule="auto"/>
+              <w:rPr>
+                <w:rFonts w:asciiTheme="minorEastAsia" w:eastAsiaTheme="minorEastAsia" w:hAnsiTheme="minorEastAsia"/>
+              </w:rPr>
             </w:pPr>
           </w:p>
         </w:tc>
@@ -1872,6 +1861,9 @@
             <w:pPr>
               <w:pStyle w:val="ac"/>
               <w:spacing w:line="240" w:lineRule="auto"/>
+              <w:rPr>
+                <w:rFonts w:asciiTheme="minorEastAsia" w:eastAsiaTheme="minorEastAsia" w:hAnsiTheme="minorEastAsia"/>
+              </w:rPr>
             </w:pPr>
           </w:p>
         </w:tc>
@@ -1891,6 +1883,9 @@
             <w:pPr>
               <w:pStyle w:val="ac"/>
               <w:spacing w:line="240" w:lineRule="auto"/>
+              <w:rPr>
+                <w:rFonts w:asciiTheme="minorEastAsia" w:eastAsiaTheme="minorEastAsia" w:hAnsiTheme="minorEastAsia"/>
+              </w:rPr>
             </w:pPr>
           </w:p>
         </w:tc>
@@ -2317,7 +2312,7 @@
 </file>
 
 <file path=word/endnotes.xml><?xml version="1.0" encoding="utf-8"?>
-<w:endnotes xmlns:wpc="http://schemas.microsoft.com/office/word/2010/wordprocessingCanvas" xmlns:cx="http://schemas.microsoft.com/office/drawing/2014/chartex" xmlns:cx1="http://schemas.microsoft.com/office/drawing/2015/9/8/chartex" xmlns:cx2="http://schemas.microsoft.com/office/drawing/2015/10/21/chartex" xmlns:cx3="http://schemas.microsoft.com/office/drawing/2016/5/9/chartex" xmlns:cx4="http://schemas.microsoft.com/office/drawing/2016/5/10/chartex" xmlns:cx5="http://schemas.microsoft.com/office/drawing/2016/5/11/chartex" xmlns:cx6="http://schemas.microsoft.com/office/drawing/2016/5/12/chartex" xmlns:cx7="http://schemas.microsoft.com/office/drawing/2016/5/13/chartex" xmlns:cx8="http://schemas.microsoft.com/office/drawing/2016/5/14/chartex" xmlns:mc="http://schemas.openxmlformats.org/markup-compatibility/2006" xmlns:aink="http://schemas.microsoft.com/office/drawing/2016/ink" xmlns:am3d="http://schemas.microsoft.com/office/drawing/2017/model3d" xmlns:o="urn:schemas-microsoft-com:office:office" xmlns:oel="http://schemas.microsoft.com/office/2019/extlst" xmlns:r="http://schemas.openxmlformats.org/officeDocument/2006/relationships" xmlns:m="http://schemas.openxmlformats.org/officeDocument/2006/math" xmlns:v="urn:schemas-microsoft-com:vml" xmlns:wp14="http://schemas.microsoft.com/office/word/2010/wordprocessingDrawing" xmlns:wp="http://schemas.openxmlformats.org/drawingml/2006/wordprocessingDrawing" xmlns:w10="urn:schemas-microsoft-com:office:word" xmlns:w="http://schemas.openxmlformats.org/wordprocessingml/2006/main" xmlns:w14="http://schemas.microsoft.com/office/word/2010/wordml" xmlns:w15="http://schemas.microsoft.com/office/word/2012/wordml" xmlns:w16cex="http://schemas.microsoft.com/office/word/2018/wordml/cex" xmlns:w16cid="http://schemas.microsoft.com/office/word/2016/wordml/cid" xmlns:w16="http://schemas.microsoft.com/office/word/2018/wordml" xmlns:w16du="http://schemas.microsoft.com/office/word/2023/wordml/word16du" xmlns:w16sdtdh="http://schemas.microsoft.com/office/word/2020/wordml/sdtdatahash" xmlns:w16sdtfl="http://schemas.microsoft.com/office/word/2024/wordml/sdtformatlock" xmlns:w16se="http://schemas.microsoft.com/office/word/2015/wordml/symex" xmlns:wpg="http://schemas.microsoft.com/office/word/2010/wordprocessingGroup" xmlns:wpi="http://schemas.microsoft.com/office/word/2010/wordprocessingInk" xmlns:wne="http://schemas.microsoft.com/office/word/2006/wordml" xmlns:wps="http://schemas.microsoft.com/office/word/2010/wordprocessingShape" mc:Ignorable="w14 w15 w16se w16cid w16 w16cex w16sdtdh w16sdtfl w16du wp14">
+<w:endnotes xmlns:wpc="http://schemas.microsoft.com/office/word/2010/wordprocessingCanvas" xmlns:cx="http://schemas.microsoft.com/office/drawing/2014/chartex" xmlns:mc="http://schemas.openxmlformats.org/markup-compatibility/2006" xmlns:o="urn:schemas-microsoft-com:office:office" xmlns:r="http://schemas.openxmlformats.org/officeDocument/2006/relationships" xmlns:m="http://schemas.openxmlformats.org/officeDocument/2006/math" xmlns:v="urn:schemas-microsoft-com:vml" xmlns:wp14="http://schemas.microsoft.com/office/word/2010/wordprocessingDrawing" xmlns:wp="http://schemas.openxmlformats.org/drawingml/2006/wordprocessingDrawing" xmlns:w10="urn:schemas-microsoft-com:office:word" xmlns:w="http://schemas.openxmlformats.org/wordprocessingml/2006/main" xmlns:w14="http://schemas.microsoft.com/office/word/2010/wordml" xmlns:w15="http://schemas.microsoft.com/office/word/2012/wordml" xmlns:w16se="http://schemas.microsoft.com/office/word/2015/wordml/symex" xmlns:wpg="http://schemas.microsoft.com/office/word/2010/wordprocessingGroup" xmlns:wpi="http://schemas.microsoft.com/office/word/2010/wordprocessingInk" xmlns:wne="http://schemas.microsoft.com/office/word/2006/wordml" xmlns:wps="http://schemas.microsoft.com/office/word/2010/wordprocessingShape" mc:Ignorable="w14 w15 w16se wp14">
   <w:endnote w:type="separator" w:id="-1">
     <w:p>
       <w:pPr>
@@ -2342,7 +2337,7 @@
 </file>
 
 <file path=word/footer1.xml><?xml version="1.0" encoding="utf-8"?>
-<w:ftr xmlns:wpc="http://schemas.microsoft.com/office/word/2010/wordprocessingCanvas" xmlns:cx="http://schemas.microsoft.com/office/drawing/2014/chartex" xmlns:cx1="http://schemas.microsoft.com/office/drawing/2015/9/8/chartex" xmlns:cx2="http://schemas.microsoft.com/office/drawing/2015/10/21/chartex" xmlns:cx3="http://schemas.microsoft.com/office/drawing/2016/5/9/chartex" xmlns:cx4="http://schemas.microsoft.com/office/drawing/2016/5/10/chartex" xmlns:cx5="http://schemas.microsoft.com/office/drawing/2016/5/11/chartex" xmlns:cx6="http://schemas.microsoft.com/office/drawing/2016/5/12/chartex" xmlns:cx7="http://schemas.microsoft.com/office/drawing/2016/5/13/chartex" xmlns:cx8="http://schemas.microsoft.com/office/drawing/2016/5/14/chartex" xmlns:mc="http://schemas.openxmlformats.org/markup-compatibility/2006" xmlns:aink="http://schemas.microsoft.com/office/drawing/2016/ink" xmlns:am3d="http://schemas.microsoft.com/office/drawing/2017/model3d" xmlns:o="urn:schemas-microsoft-com:office:office" xmlns:oel="http://schemas.microsoft.com/office/2019/extlst" xmlns:r="http://schemas.openxmlformats.org/officeDocument/2006/relationships" xmlns:m="http://schemas.openxmlformats.org/officeDocument/2006/math" xmlns:v="urn:schemas-microsoft-com:vml" xmlns:wp14="http://schemas.microsoft.com/office/word/2010/wordprocessingDrawing" xmlns:wp="http://schemas.openxmlformats.org/drawingml/2006/wordprocessingDrawing" xmlns:w10="urn:schemas-microsoft-com:office:word" xmlns:w="http://schemas.openxmlformats.org/wordprocessingml/2006/main" xmlns:w14="http://schemas.microsoft.com/office/word/2010/wordml" xmlns:w15="http://schemas.microsoft.com/office/word/2012/wordml" xmlns:w16cex="http://schemas.microsoft.com/office/word/2018/wordml/cex" xmlns:w16cid="http://schemas.microsoft.com/office/word/2016/wordml/cid" xmlns:w16="http://schemas.microsoft.com/office/word/2018/wordml" xmlns:w16du="http://schemas.microsoft.com/office/word/2023/wordml/word16du" xmlns:w16sdtdh="http://schemas.microsoft.com/office/word/2020/wordml/sdtdatahash" xmlns:w16sdtfl="http://schemas.microsoft.com/office/word/2024/wordml/sdtformatlock" xmlns:w16se="http://schemas.microsoft.com/office/word/2015/wordml/symex" xmlns:wpg="http://schemas.microsoft.com/office/word/2010/wordprocessingGroup" xmlns:wpi="http://schemas.microsoft.com/office/word/2010/wordprocessingInk" xmlns:wne="http://schemas.microsoft.com/office/word/2006/wordml" xmlns:wps="http://schemas.microsoft.com/office/word/2010/wordprocessingShape" mc:Ignorable="w14 w15 w16se w16cid w16 w16cex w16sdtdh w16sdtfl w16du wp14">
+<w:ftr xmlns:wpc="http://schemas.microsoft.com/office/word/2010/wordprocessingCanvas" xmlns:cx="http://schemas.microsoft.com/office/drawing/2014/chartex" xmlns:mc="http://schemas.openxmlformats.org/markup-compatibility/2006" xmlns:o="urn:schemas-microsoft-com:office:office" xmlns:r="http://schemas.openxmlformats.org/officeDocument/2006/relationships" xmlns:m="http://schemas.openxmlformats.org/officeDocument/2006/math" xmlns:v="urn:schemas-microsoft-com:vml" xmlns:wp14="http://schemas.microsoft.com/office/word/2010/wordprocessingDrawing" xmlns:wp="http://schemas.openxmlformats.org/drawingml/2006/wordprocessingDrawing" xmlns:w10="urn:schemas-microsoft-com:office:word" xmlns:w="http://schemas.openxmlformats.org/wordprocessingml/2006/main" xmlns:w14="http://schemas.microsoft.com/office/word/2010/wordml" xmlns:w15="http://schemas.microsoft.com/office/word/2012/wordml" xmlns:w16se="http://schemas.microsoft.com/office/word/2015/wordml/symex" xmlns:wpg="http://schemas.microsoft.com/office/word/2010/wordprocessingGroup" xmlns:wpi="http://schemas.microsoft.com/office/word/2010/wordprocessingInk" xmlns:wne="http://schemas.microsoft.com/office/word/2006/wordml" xmlns:wps="http://schemas.microsoft.com/office/word/2010/wordprocessingShape" mc:Ignorable="w14 w15 w16se wp14">
   <w:tbl>
     <w:tblPr>
       <w:tblOverlap w:val="never"/>
@@ -2651,7 +2646,7 @@
 </file>
 
 <file path=word/footnotes.xml><?xml version="1.0" encoding="utf-8"?>
-<w:footnotes xmlns:wpc="http://schemas.microsoft.com/office/word/2010/wordprocessingCanvas" xmlns:cx="http://schemas.microsoft.com/office/drawing/2014/chartex" xmlns:cx1="http://schemas.microsoft.com/office/drawing/2015/9/8/chartex" xmlns:cx2="http://schemas.microsoft.com/office/drawing/2015/10/21/chartex" xmlns:cx3="http://schemas.microsoft.com/office/drawing/2016/5/9/chartex" xmlns:cx4="http://schemas.microsoft.com/office/drawing/2016/5/10/chartex" xmlns:cx5="http://schemas.microsoft.com/office/drawing/2016/5/11/chartex" xmlns:cx6="http://schemas.microsoft.com/office/drawing/2016/5/12/chartex" xmlns:cx7="http://schemas.microsoft.com/office/drawing/2016/5/13/chartex" xmlns:cx8="http://schemas.microsoft.com/office/drawing/2016/5/14/chartex" xmlns:mc="http://schemas.openxmlformats.org/markup-compatibility/2006" xmlns:aink="http://schemas.microsoft.com/office/drawing/2016/ink" xmlns:am3d="http://schemas.microsoft.com/office/drawing/2017/model3d" xmlns:o="urn:schemas-microsoft-com:office:office" xmlns:oel="http://schemas.microsoft.com/office/2019/extlst" xmlns:r="http://schemas.openxmlformats.org/officeDocument/2006/relationships" xmlns:m="http://schemas.openxmlformats.org/officeDocument/2006/math" xmlns:v="urn:schemas-microsoft-com:vml" xmlns:wp14="http://schemas.microsoft.com/office/word/2010/wordprocessingDrawing" xmlns:wp="http://schemas.openxmlformats.org/drawingml/2006/wordprocessingDrawing" xmlns:w10="urn:schemas-microsoft-com:office:word" xmlns:w="http://schemas.openxmlformats.org/wordprocessingml/2006/main" xmlns:w14="http://schemas.microsoft.com/office/word/2010/wordml" xmlns:w15="http://schemas.microsoft.com/office/word/2012/wordml" xmlns:w16cex="http://schemas.microsoft.com/office/word/2018/wordml/cex" xmlns:w16cid="http://schemas.microsoft.com/office/word/2016/wordml/cid" xmlns:w16="http://schemas.microsoft.com/office/word/2018/wordml" xmlns:w16du="http://schemas.microsoft.com/office/word/2023/wordml/word16du" xmlns:w16sdtdh="http://schemas.microsoft.com/office/word/2020/wordml/sdtdatahash" xmlns:w16sdtfl="http://schemas.microsoft.com/office/word/2024/wordml/sdtformatlock" xmlns:w16se="http://schemas.microsoft.com/office/word/2015/wordml/symex" xmlns:wpg="http://schemas.microsoft.com/office/word/2010/wordprocessingGroup" xmlns:wpi="http://schemas.microsoft.com/office/word/2010/wordprocessingInk" xmlns:wne="http://schemas.microsoft.com/office/word/2006/wordml" xmlns:wps="http://schemas.microsoft.com/office/word/2010/wordprocessingShape" mc:Ignorable="w14 w15 w16se w16cid w16 w16cex w16sdtdh w16sdtfl w16du wp14">
+<w:footnotes xmlns:wpc="http://schemas.microsoft.com/office/word/2010/wordprocessingCanvas" xmlns:cx="http://schemas.microsoft.com/office/drawing/2014/chartex" xmlns:mc="http://schemas.openxmlformats.org/markup-compatibility/2006" xmlns:o="urn:schemas-microsoft-com:office:office" xmlns:r="http://schemas.openxmlformats.org/officeDocument/2006/relationships" xmlns:m="http://schemas.openxmlformats.org/officeDocument/2006/math" xmlns:v="urn:schemas-microsoft-com:vml" xmlns:wp14="http://schemas.microsoft.com/office/word/2010/wordprocessingDrawing" xmlns:wp="http://schemas.openxmlformats.org/drawingml/2006/wordprocessingDrawing" xmlns:w10="urn:schemas-microsoft-com:office:word" xmlns:w="http://schemas.openxmlformats.org/wordprocessingml/2006/main" xmlns:w14="http://schemas.microsoft.com/office/word/2010/wordml" xmlns:w15="http://schemas.microsoft.com/office/word/2012/wordml" xmlns:w16se="http://schemas.microsoft.com/office/word/2015/wordml/symex" xmlns:wpg="http://schemas.microsoft.com/office/word/2010/wordprocessingGroup" xmlns:wpi="http://schemas.microsoft.com/office/word/2010/wordprocessingInk" xmlns:wne="http://schemas.microsoft.com/office/word/2006/wordml" xmlns:wps="http://schemas.microsoft.com/office/word/2010/wordprocessingShape" mc:Ignorable="w14 w15 w16se wp14">
   <w:footnote w:type="separator" w:id="-1">
     <w:p>
       <w:pPr>
@@ -2676,7 +2671,7 @@
 </file>
 
 <file path=word/numbering.xml><?xml version="1.0" encoding="utf-8"?>
-<w:numbering xmlns:wpc="http://schemas.microsoft.com/office/word/2010/wordprocessingCanvas" xmlns:cx="http://schemas.microsoft.com/office/drawing/2014/chartex" xmlns:cx1="http://schemas.microsoft.com/office/drawing/2015/9/8/chartex" xmlns:cx2="http://schemas.microsoft.com/office/drawing/2015/10/21/chartex" xmlns:cx3="http://schemas.microsoft.com/office/drawing/2016/5/9/chartex" xmlns:cx4="http://schemas.microsoft.com/office/drawing/2016/5/10/chartex" xmlns:cx5="http://schemas.microsoft.com/office/drawing/2016/5/11/chartex" xmlns:cx6="http://schemas.microsoft.com/office/drawing/2016/5/12/chartex" xmlns:cx7="http://schemas.microsoft.com/office/drawing/2016/5/13/chartex" xmlns:cx8="http://schemas.microsoft.com/office/drawing/2016/5/14/chartex" xmlns:mc="http://schemas.openxmlformats.org/markup-compatibility/2006" xmlns:aink="http://schemas.microsoft.com/office/drawing/2016/ink" xmlns:am3d="http://schemas.microsoft.com/office/drawing/2017/model3d" xmlns:o="urn:schemas-microsoft-com:office:office" xmlns:oel="http://schemas.microsoft.com/office/2019/extlst" xmlns:r="http://schemas.openxmlformats.org/officeDocument/2006/relationships" xmlns:m="http://schemas.openxmlformats.org/officeDocument/2006/math" xmlns:v="urn:schemas-microsoft-com:vml" xmlns:wp14="http://schemas.microsoft.com/office/word/2010/wordprocessingDrawing" xmlns:wp="http://schemas.openxmlformats.org/drawingml/2006/wordprocessingDrawing" xmlns:w10="urn:schemas-microsoft-com:office:word" xmlns:w="http://schemas.openxmlformats.org/wordprocessingml/2006/main" xmlns:w14="http://schemas.microsoft.com/office/word/2010/wordml" xmlns:w15="http://schemas.microsoft.com/office/word/2012/wordml" xmlns:w16cex="http://schemas.microsoft.com/office/word/2018/wordml/cex" xmlns:w16cid="http://schemas.microsoft.com/office/word/2016/wordml/cid" xmlns:w16="http://schemas.microsoft.com/office/word/2018/wordml" xmlns:w16du="http://schemas.microsoft.com/office/word/2023/wordml/word16du" xmlns:w16sdtdh="http://schemas.microsoft.com/office/word/2020/wordml/sdtdatahash" xmlns:w16sdtfl="http://schemas.microsoft.com/office/word/2024/wordml/sdtformatlock" xmlns:w16se="http://schemas.microsoft.com/office/word/2015/wordml/symex" xmlns:wpg="http://schemas.microsoft.com/office/word/2010/wordprocessingGroup" xmlns:wpi="http://schemas.microsoft.com/office/word/2010/wordprocessingInk" xmlns:wne="http://schemas.microsoft.com/office/word/2006/wordml" xmlns:wps="http://schemas.microsoft.com/office/word/2010/wordprocessingShape" mc:Ignorable="w14 w15 w16se w16cid w16 w16cex w16sdtdh w16sdtfl w16du wp14">
+<w:numbering xmlns:wpc="http://schemas.microsoft.com/office/word/2010/wordprocessingCanvas" xmlns:cx="http://schemas.microsoft.com/office/drawing/2014/chartex" xmlns:mc="http://schemas.openxmlformats.org/markup-compatibility/2006" xmlns:o="urn:schemas-microsoft-com:office:office" xmlns:r="http://schemas.openxmlformats.org/officeDocument/2006/relationships" xmlns:m="http://schemas.openxmlformats.org/officeDocument/2006/math" xmlns:v="urn:schemas-microsoft-com:vml" xmlns:wp14="http://schemas.microsoft.com/office/word/2010/wordprocessingDrawing" xmlns:wp="http://schemas.openxmlformats.org/drawingml/2006/wordprocessingDrawing" xmlns:w10="urn:schemas-microsoft-com:office:word" xmlns:w="http://schemas.openxmlformats.org/wordprocessingml/2006/main" xmlns:w14="http://schemas.microsoft.com/office/word/2010/wordml" xmlns:w15="http://schemas.microsoft.com/office/word/2012/wordml" xmlns:w16se="http://schemas.microsoft.com/office/word/2015/wordml/symex" xmlns:wpg="http://schemas.microsoft.com/office/word/2010/wordprocessingGroup" xmlns:wpi="http://schemas.microsoft.com/office/word/2010/wordprocessingInk" xmlns:wne="http://schemas.microsoft.com/office/word/2006/wordml" xmlns:wps="http://schemas.microsoft.com/office/word/2010/wordprocessingShape" mc:Ignorable="w14 w15 w16se wp14">
   <w:abstractNum w:abstractNumId="0" w15:restartNumberingAfterBreak="0">
     <w:nsid w:val="0CA00ACC"/>
     <w:multiLevelType w:val="multilevel"/>
@@ -3132,32 +3127,32 @@
       <w:lvlJc w:val="left"/>
     </w:lvl>
   </w:abstractNum>
-  <w:num w:numId="1" w16cid:durableId="503473469">
+  <w:num w:numId="1">
     <w:abstractNumId w:val="0"/>
   </w:num>
-  <w:num w:numId="2" w16cid:durableId="144706563">
+  <w:num w:numId="2">
     <w:abstractNumId w:val="2"/>
   </w:num>
-  <w:num w:numId="3" w16cid:durableId="792943922">
+  <w:num w:numId="3">
     <w:abstractNumId w:val="5"/>
   </w:num>
-  <w:num w:numId="4" w16cid:durableId="881290615">
+  <w:num w:numId="4">
     <w:abstractNumId w:val="1"/>
   </w:num>
-  <w:num w:numId="5" w16cid:durableId="1422802181">
+  <w:num w:numId="5">
     <w:abstractNumId w:val="4"/>
   </w:num>
-  <w:num w:numId="6" w16cid:durableId="2014911449">
+  <w:num w:numId="6">
     <w:abstractNumId w:val="6"/>
   </w:num>
-  <w:num w:numId="7" w16cid:durableId="1243219861">
+  <w:num w:numId="7">
     <w:abstractNumId w:val="3"/>
   </w:num>
 </w:numbering>
 </file>
 
 <file path=word/styles.xml><?xml version="1.0" encoding="utf-8"?>
-<w:styles xmlns:mc="http://schemas.openxmlformats.org/markup-compatibility/2006" xmlns:r="http://schemas.openxmlformats.org/officeDocument/2006/relationships" xmlns:w="http://schemas.openxmlformats.org/wordprocessingml/2006/main" xmlns:w14="http://schemas.microsoft.com/office/word/2010/wordml" xmlns:w15="http://schemas.microsoft.com/office/word/2012/wordml" xmlns:w16cex="http://schemas.microsoft.com/office/word/2018/wordml/cex" xmlns:w16cid="http://schemas.microsoft.com/office/word/2016/wordml/cid" xmlns:w16="http://schemas.microsoft.com/office/word/2018/wordml" xmlns:w16du="http://schemas.microsoft.com/office/word/2023/wordml/word16du" xmlns:w16sdtdh="http://schemas.microsoft.com/office/word/2020/wordml/sdtdatahash" xmlns:w16sdtfl="http://schemas.microsoft.com/office/word/2024/wordml/sdtformatlock" xmlns:w16se="http://schemas.microsoft.com/office/word/2015/wordml/symex" mc:Ignorable="w14 w15 w16se w16cid w16 w16cex w16sdtdh w16sdtfl w16du">
+<w:styles xmlns:mc="http://schemas.openxmlformats.org/markup-compatibility/2006" xmlns:r="http://schemas.openxmlformats.org/officeDocument/2006/relationships" xmlns:w="http://schemas.openxmlformats.org/wordprocessingml/2006/main" xmlns:w14="http://schemas.microsoft.com/office/word/2010/wordml" xmlns:w15="http://schemas.microsoft.com/office/word/2012/wordml" xmlns:w16se="http://schemas.microsoft.com/office/word/2015/wordml/symex" mc:Ignorable="w14 w15 w16se">
   <w:docDefaults>
     <w:rPrDefault>
       <w:rPr>
@@ -3174,7 +3169,7 @@
       </w:pPr>
     </w:pPrDefault>
   </w:docDefaults>
-  <w:latentStyles w:defLockedState="0" w:defUIPriority="99" w:defSemiHidden="0" w:defUnhideWhenUsed="0" w:defQFormat="0" w:count="376">
+  <w:latentStyles w:defLockedState="0" w:defUIPriority="99" w:defSemiHidden="0" w:defUnhideWhenUsed="0" w:defQFormat="0" w:count="371">
     <w:lsdException w:name="Normal" w:uiPriority="0" w:qFormat="1"/>
     <w:lsdException w:name="heading 1" w:uiPriority="9" w:qFormat="1"/>
     <w:lsdException w:name="heading 2" w:semiHidden="1" w:uiPriority="9" w:unhideWhenUsed="1" w:qFormat="1"/>
@@ -3546,11 +3541,6 @@
     <w:lsdException w:name="List Table 5 Dark Accent 6" w:uiPriority="50"/>
     <w:lsdException w:name="List Table 6 Colorful Accent 6" w:uiPriority="51"/>
     <w:lsdException w:name="List Table 7 Colorful Accent 6" w:uiPriority="52"/>
-    <w:lsdException w:name="Mention" w:semiHidden="1" w:unhideWhenUsed="1"/>
-    <w:lsdException w:name="Smart Hyperlink" w:semiHidden="1" w:unhideWhenUsed="1"/>
-    <w:lsdException w:name="Hashtag" w:semiHidden="1" w:unhideWhenUsed="1"/>
-    <w:lsdException w:name="Unresolved Mention" w:semiHidden="1" w:unhideWhenUsed="1"/>
-    <w:lsdException w:name="Smart Link" w:semiHidden="1" w:unhideWhenUsed="1"/>
   </w:latentStyles>
   <w:style w:type="paragraph" w:default="1" w:styleId="a">
     <w:name w:val="Normal"/>
@@ -3856,7 +3846,7 @@
       <w:textAlignment w:val="baseline"/>
     </w:pPr>
     <w:rPr>
-      <w:rFonts w:ascii="Gulim" w:eastAsia="Gulim"/>
+      <w:rFonts w:ascii="굴림" w:eastAsia="굴림"/>
       <w:color w:val="000000"/>
     </w:rPr>
   </w:style>
@@ -3878,7 +3868,7 @@
       <w:textAlignment w:val="baseline"/>
     </w:pPr>
     <w:rPr>
-      <w:rFonts w:ascii="Gulim" w:eastAsia="Gulim"/>
+      <w:rFonts w:ascii="굴림" w:eastAsia="굴림"/>
       <w:color w:val="000000"/>
       <w:sz w:val="18"/>
     </w:rPr>
@@ -3955,7 +3945,7 @@
       <w:textAlignment w:val="baseline"/>
     </w:pPr>
     <w:rPr>
-      <w:rFonts w:ascii="Gulim" w:eastAsia="Gulim"/>
+      <w:rFonts w:ascii="굴림" w:eastAsia="굴림"/>
       <w:color w:val="000000"/>
       <w:spacing w:val="-4"/>
       <w:w w:val="95"/>
